--- a/ky/wisdom-stories/lecturer-and-the-groom.docx
+++ b/ky/wisdom-stories/lecturer-and-the-groom.docx
@@ -75,7 +75,7 @@
           <w:sz w:val="22"/>
           <w:lang w:val="ky-KG"/>
         </w:rPr>
-        <w:t>— Агай, мен ат багуучумун, жыйырма атым бар. Аттарымдын баары качып кетип, бирөө эле калса да, аны багып, суусун, жемин берем.</w:t>
+        <w:t>— Агай, мен ат багуучумун, жыйырма атым бар. Он тогузу качып кетип, бирөө калса да, аны багып, суусун, жемин берем.</w:t>
       </w:r>
     </w:p>
     <w:p>
@@ -129,7 +129,7 @@
           <w:sz w:val="22"/>
           <w:lang w:val="ky-KG"/>
         </w:rPr>
-        <w:t>Ат багуучу жооп берет: «Мен ат багам, сиздин айткандарыңыздан эч нерсе түшүнгөн жокмун. Бирок бир нерсени так айта алам: жыйырма аттын суусу менен жемин бир атка берип, аны жарылып кеткенче тойгузбайм».</w:t>
+        <w:t>Ат багуучу жооп берет: «Мен ат багам, сиздин айткандарыңыздан көп нерсени түшүнгөн жокмун. Бирок бир нерсени так айта алам: жыйырма аттын жемин бир атка берип, аны жарылып кеткенче тойгузбайм».</w:t>
       </w:r>
     </w:p>
     <w:p>
@@ -153,7 +153,7 @@
           <w:sz w:val="22"/>
           <w:lang w:val="ky-KG"/>
         </w:rPr>
-        <w:t xml:space="preserve">Сабак: </w:t>
+        <w:t>Сабак: Жакшы сүйлөө — көп сүйлөө эмес, ойду угуучу түшүнүп, сиңире ала тургандай айтуу.</w:t>
       </w:r>
       <w:r>
         <w:rPr>
@@ -162,7 +162,6 @@
           <w:sz w:val="22"/>
           <w:lang w:val="ky-KG"/>
         </w:rPr>
-        <w:t>Сөздү көптүгүнө эмес, угуучунун муктаждыгына жараша айт. Түшүнүктүү, ченемдүү кептин таасири күчтүү.</w:t>
       </w:r>
     </w:p>
     <w:p>
@@ -182,7 +181,7 @@
           <w:sz w:val="18"/>
           <w:lang w:val="ky-KG"/>
         </w:rPr>
-        <w:t>Окуя ачык интернет булактарынан алынды.</w:t>
+        <w:t>Аңгемелер ачык интернет булактарынан алынган, иллюстрациялар болсо ЖИ менен түзүлгөн.</w:t>
       </w:r>
     </w:p>
     <w:sectPr>
